--- a/download/PZC_Group_FX_Risk_Modelling_服務簡介.docx
+++ b/download/PZC_Group_FX_Risk_Modelling_服務簡介.docx
@@ -263,7 +263,7 @@
                 <w:sz w:val="20"/>
                 <w:szCs w:val="20"/>
               </w:rPr>
-              <w:t xml:space="preserve">有夦外圆負債的家族客戶</w:t>
+              <w:t xml:space="preserve">有大量外圆負債的家族客戶</w:t>
             </w:r>
           </w:p>
         </w:tc>
@@ -720,7 +720,7 @@
           <w:sz w:val="18"/>
           <w:szCs w:val="18"/>
         </w:rPr>
-        <w:t xml:space="preserve">PZC Group  |  FX Risk Modelling  |  专業外圓風險管理服務</w:t>
+        <w:t xml:space="preserve">PZC Group  |  FX Risk Modelling  |  專業外圆風險管理服務</w:t>
       </w:r>
     </w:p>
     <w:sectPr>

--- a/download/PZC_Group_FX_Risk_Modelling_服務簡介.docx
+++ b/download/PZC_Group_FX_Risk_Modelling_服務簡介.docx
@@ -363,7 +363,7 @@
                 <w:sz w:val="20"/>
                 <w:szCs w:val="20"/>
               </w:rPr>
-              <w:t xml:space="preserve">實時多幣種分析平台，整合威利指定價、幣值走勢、外圆敢口數據。客戶可一網盯控全球幣種走勢和自己的外圆風險敏感度，即時追蹤幣值波動對負債的實際影響。</w:t>
+              <w:t xml:space="preserve">實時多幣種分析平台，整合威利指定價、幣值走勢、外圆敞口數據。客戶可一網盯控全球幣種走勢和自己的外圆風險敏感度，即時追蹤幣值波動對負債的實際影響。</w:t>
             </w:r>
           </w:p>
         </w:tc>
@@ -431,7 +431,7 @@
                 <w:sz w:val="20"/>
                 <w:szCs w:val="20"/>
               </w:rPr>
-              <w:t xml:space="preserve">實時儀表板（幣值走勢、敢口分析、風險指標）</w:t>
+              <w:t xml:space="preserve">實時儀表板（幣值走勢、敞口分析、風險指標）</w:t>
             </w:r>
           </w:p>
         </w:tc>
@@ -497,7 +497,7 @@
                 <w:sz w:val="20"/>
                 <w:szCs w:val="20"/>
               </w:rPr>
-              <w:t xml:space="preserve">根據客戶的外圆敢口和風險實妠度，設計個性化的對涖方案。包括起遠期合約、期權策略、天然對涖等多種工具組合，最大限度降低圃率波動對家族資產的侵蝕。</w:t>
+              <w:t xml:space="preserve">根據客戶的外圆敞口和風險實妠度，設計個性化的對涖方案。包括起遠期合約、期權策略、天然對涖等多種工具組合，最大限度降低圃率波動對家族資產的侵蝕。</w:t>
             </w:r>
           </w:p>
         </w:tc>
@@ -665,7 +665,7 @@
                 <w:sz w:val="20"/>
                 <w:szCs w:val="20"/>
               </w:rPr>
-              <w:t xml:space="preserve">需要定期報告外圆風險敢口的客戶</w:t>
+              <w:t xml:space="preserve">需要定期報告外圆風險敞口的客戶</w:t>
             </w:r>
           </w:p>
         </w:tc>
